--- a/ru/discovery-articles/2.5 Механические часы.docx
+++ b/ru/discovery-articles/2.5 Механические часы.docx
@@ -4,136 +4,103 @@
   <w:body>
     <w:p>
       <w:pPr>
-        <w:spacing w:before="0" w:after="80"/>
+        <w:pStyle w:val="Title"/>
+        <w:widowControl/>
       </w:pPr>
       <w:r>
-        <w:rPr>
-          <w:rFonts w:ascii="Calibri" w:hAnsi="Calibri" w:cs="Calibri"/>
-          <w:b/>
-          <w:color w:val="2E74B5"/>
-          <w:sz w:val="20"/>
-        </w:rPr>
-        <w:t>2. Знания, наука и измерения</w:t>
+        <w:t>2.5 Механические часы</w:t>
       </w:r>
     </w:p>
     <w:p>
       <w:pPr>
         <w:keepNext/>
-        <w:spacing w:before="0" w:after="120"/>
+        <w:widowControl/>
       </w:pPr>
       <w:r>
         <w:rPr>
-          <w:rFonts w:ascii="Calibri" w:hAnsi="Calibri" w:cs="Calibri"/>
-          <w:b/>
-          <w:color w:val="0B2545"/>
-          <w:sz w:val="48"/>
+          <w:sz w:val="20"/>
         </w:rPr>
-        <w:t>2.5 Механические часы</w:t>
+        <w:t>2. Познание, наука и измерения</w:t>
       </w:r>
     </w:p>
     <w:p>
       <w:pPr>
-        <w:spacing w:before="0" w:after="200" w:line="276" w:lineRule="auto"/>
+        <w:keepNext/>
+        <w:widowControl/>
       </w:pPr>
       <w:r>
         <w:rPr>
-          <w:rFonts w:ascii="Calibri" w:hAnsi="Calibri" w:cs="Calibri"/>
-          <w:i/>
-          <w:color w:val="666666"/>
-          <w:sz w:val="21"/>
+          <w:sz w:val="20"/>
         </w:rPr>
-        <w:t>Период: конец XIII–XIV век — европейские башенные механические часы; более ранние водяные часы существовали во многих регионах мира | Ключевые фигуры и традиции: средневековые европейские часовщики; более ранние китайские и исламские традиции водяных часов; позднее — Христиан Гюйгенс и другие создатели маятниковых механизмов</w:t>
+        <w:t>Период: конец XIII–XIV века — европейские механические башенные часы; водяные часы существовали раньше в разных странах | Основные участники: средневековые европейские часовщики; более ранние китайские и исламские традиции водяных часов; позднее Гюйгенс и другие исследователи маятников</w:t>
       </w:r>
     </w:p>
     <w:p>
       <w:pPr>
-        <w:spacing w:before="0" w:after="200" w:line="300" w:lineRule="auto"/>
+        <w:widowControl/>
       </w:pPr>
       <w:r>
-        <w:rPr>
-          <w:rFonts w:ascii="Calibri" w:hAnsi="Calibri" w:cs="Calibri"/>
-          <w:color w:val="0B2545"/>
-          <w:sz w:val="23"/>
-        </w:rPr>
-        <w:t>Механические часы делят сутки на равные отрезки с помощью зубчатых колёс и спускового механизма, который продвигает колесо равномерными шагами. Они сделали равные часы слышимыми для целого города, а затем обеспечили точность, необходимую науке и навигации.</w:t>
+        <w:t>Механические часы делят сутки с помощью шестерён и спускового механизма, позволяющего колесу двигаться равномерными шагами. Сначала часы отбивали равные промежутки времени над городами, а позднее стали достаточно точными для науки и навигации.</w:t>
       </w:r>
     </w:p>
     <w:p>
       <w:pPr>
         <w:pStyle w:val="Heading1"/>
+        <w:widowControl/>
       </w:pPr>
       <w:r>
-        <w:t>Ключевые факты</w:t>
+        <w:t>Кратко о главном</w:t>
       </w:r>
     </w:p>
     <w:p>
       <w:pPr>
-        <w:keepLines/>
-        <w:spacing w:after="80" w:line="300" w:lineRule="auto"/>
-        <w:numPr>
-          <w:ilvl w:val="0"/>
-          <w:numId w:val="10"/>
-        </w:numPr>
+        <w:pStyle w:val="ListBullet"/>
+        <w:widowControl/>
       </w:pPr>
       <w:r>
-        <w:t>Механические часы с гиревым приводом появились в европейских городах к концу XIII–XIV веку.</w:t>
+        <w:t>К концу XIII и в XIV веке в европейских городах появляются механические часы с гиревым приводом.</w:t>
       </w:r>
     </w:p>
     <w:p>
       <w:pPr>
-        <w:keepLines/>
-        <w:spacing w:after="80" w:line="300" w:lineRule="auto"/>
-        <w:numPr>
-          <w:ilvl w:val="0"/>
-          <w:numId w:val="10"/>
-        </w:numPr>
+        <w:pStyle w:val="ListBullet"/>
+        <w:widowControl/>
       </w:pPr>
       <w:r>
-        <w:t>Главная находка — спусковой механизм: он дозирует энергию, и колесо движется отдельными тактами, а не вращается свободно.</w:t>
+        <w:t>Ключевой узел — спуск: он дозирует передачу энергии, превращая свободное вращение в отдельные такты.</w:t>
       </w:r>
     </w:p>
     <w:p>
       <w:pPr>
-        <w:keepLines/>
-        <w:spacing w:after="80" w:line="300" w:lineRule="auto"/>
-        <w:numPr>
-          <w:ilvl w:val="0"/>
-          <w:numId w:val="10"/>
-        </w:numPr>
+        <w:pStyle w:val="ListBullet"/>
+        <w:widowControl/>
       </w:pPr>
       <w:r>
-        <w:t>Первые общественные башенные часы задавали ритм городской жизни ещё до широкого распространения равных часов.</w:t>
+        <w:t>Общественные башенные часы сначала отмечали городской распорядок, ещё до широкого распространения равных часов.</w:t>
       </w:r>
     </w:p>
     <w:p>
       <w:pPr>
-        <w:keepLines/>
-        <w:spacing w:after="80" w:line="300" w:lineRule="auto"/>
-        <w:numPr>
-          <w:ilvl w:val="0"/>
-          <w:numId w:val="10"/>
-        </w:numPr>
+        <w:pStyle w:val="ListBullet"/>
+        <w:widowControl/>
       </w:pPr>
       <w:r>
-        <w:t>В XVII веке Христиан Гюйгенс применил в часах маятник и значительно повысил точность хода.</w:t>
+        <w:t>В XVII веке Христиан Гюйгенс применил маятник и повысил точность часов.</w:t>
       </w:r>
     </w:p>
     <w:p>
       <w:pPr>
-        <w:keepLines/>
-        <w:spacing w:after="80" w:line="300" w:lineRule="auto"/>
-        <w:numPr>
-          <w:ilvl w:val="0"/>
-          <w:numId w:val="10"/>
-        </w:numPr>
+        <w:pStyle w:val="ListBullet"/>
+        <w:widowControl/>
       </w:pPr>
       <w:r>
-        <w:t>Надёжное измерение времени позднее стало основой работы фабрик, железных дорог и определения долготы в море.</w:t>
+        <w:t>Надёжный счёт времени позднее стал основой работы фабрик, железных дорог и определения долготы в море.</w:t>
       </w:r>
     </w:p>
     <w:p>
       <w:pPr>
         <w:pStyle w:val="Heading1"/>
+        <w:widowControl/>
       </w:pPr>
       <w:r>
         <w:t>Что это такое</w:t>
@@ -141,143 +108,101 @@
     </w:p>
     <w:p>
       <w:pPr>
-        <w:keepLines w:val="0"/>
+        <w:widowControl/>
       </w:pPr>
       <w:r>
-        <w:t>Механические часы измеряют время, управляя высвобождением запасённой энергии — обычно энергии падающей гири или заведённой пружины — через систему зубчатых колёс. Самая важная деталь называется спусковым механизмом: он попеременно останавливает и отпускает колесо малыми равномерными порциями, превращая бесконтрольное раскручивание в последовательность тиков.</w:t>
-      </w:r>
-    </w:p>
-    <w:p>
-      <w:pPr>
-        <w:keepLines w:val="0"/>
-      </w:pPr>
-      <w:r>
-        <w:t>Стрелки или колокола сообщают час даже тем, кто не видит Солнца. Это словно дозированный поток движения: сила тяжести или заведённая пружина задаёт общий ритм целому сообществу.</w:t>
+        <w:t>Механические часы измеряют время, управляя высвобождением запасённой энергии — обычно опускающейся гири или заведённой пружины — через систему шестерён. Главный узел, спусковой механизм, поочерёдно задерживает и отпускает колесо небольшими равномерными шагами. Вместо стремительного раскручивания возникает размеренное тиканье. Стрелки или колокола сообщают время даже тем, кто не видит Солнца. Движение словно отмеряется по капле: сила тяжести или пружина задаёт общий ритм жизни.</w:t>
       </w:r>
     </w:p>
     <w:p>
       <w:pPr>
         <w:pStyle w:val="Heading1"/>
+        <w:widowControl/>
       </w:pPr>
       <w:r>
-        <w:t>Кто это открыл или изобрёл</w:t>
+        <w:t>Кто открыл или изобрёл</w:t>
       </w:r>
     </w:p>
     <w:p>
       <w:pPr>
-        <w:keepLines w:val="0"/>
+        <w:widowControl/>
       </w:pPr>
       <w:r>
-        <w:t>Имя единственного изобретателя первых механических часов неизвестно. Средневековые европейские мастера создавали шпиндельные спуски с фолиотом для церковных и городских башен; письменные свидетельства и сохранившиеся механизмы относятся главным образом к концу XIII и XIV веку.</w:t>
-      </w:r>
-    </w:p>
-    <w:p>
-      <w:pPr>
-        <w:keepLines w:val="0"/>
-      </w:pPr>
-      <w:r>
-        <w:t>За много столетий до этого в Китае и исламском мире существовали сложные водяные часы и астрономические машины. Позднее Христиан Гюйгенс и другие мастера повысили точность с помощью маятников и усовершенствованных спусков. Это история накопленного ремесленного знания, а не единственного озарения.</w:t>
+        <w:t>Назвать одного изобретателя первых механических часов нельзя. Средневековые европейские мастера устанавливали в церквях и городских башнях ранние механизмы с коронным спуском и фолиотом — колеблющимся регулятором. Основные документы и сохранившиеся конструкции относятся к концу XIII и XIV веку. В Китае и исламском мире сложные водяные часы и астрономические устройства существовали за столетия до этого. Позднее Гюйгенс и другие мастера повышали точность с помощью маятников и усовершенствованных спусков. Это история накопленного ремесленного опыта, а не единственного озарения.</w:t>
       </w:r>
     </w:p>
     <w:p>
       <w:pPr>
         <w:pStyle w:val="Heading1"/>
+        <w:widowControl/>
       </w:pPr>
       <w:r>
-        <w:t>Когда и как это появилось</w:t>
+        <w:t>Когда и как появилось</w:t>
       </w:r>
     </w:p>
     <w:p>
       <w:pPr>
-        <w:keepLines w:val="0"/>
+        <w:widowControl/>
       </w:pPr>
       <w:r>
-        <w:t>К XIV веку во многих европейских городах колокола уже приводились в действие часовым механизмом, а не только рукой звонаря. По современным меркам первые устройства были грубыми и могли ошибаться на значительную часть часа, однако и такой точности хватало, чтобы упорядочивать рынки, молитвы и караулы.</w:t>
-      </w:r>
-    </w:p>
-    <w:p>
-      <w:pPr>
-        <w:keepLines w:val="0"/>
-      </w:pPr>
-      <w:r>
-        <w:t>Затем появились домашние часы с пружинным приводом. После 1656 года маятниковые часы резко повысили точность научных измерений. В XVIII веке морские хронометры наконец научились сохранять время в плавании настолько надёжно, что по нему можно было определять долготу.</w:t>
+        <w:t>К XIV веку во многих европейских городах колокола приводились в действие часовым механизмом, а не только рукой звонаря. По современным меркам ранние машины были неточны, отставая или уходя вперёд на значительную часть часа. Тем не менее они упорядочивали рынки, молитвы и смены стражи. Затем появились домашние пружинные часы; после 1656 года маятниковые часы сделали научные измерения времени гораздо точнее. В XVIII веке морские хронометры наконец сохраняли ход в море достаточно хорошо для определения долготы.</w:t>
       </w:r>
     </w:p>
     <w:p>
       <w:pPr>
         <w:pStyle w:val="Heading1"/>
+        <w:widowControl/>
       </w:pPr>
       <w:r>
-        <w:t>Научное значение</w:t>
+        <w:t>Значение для науки</w:t>
       </w:r>
     </w:p>
     <w:p>
       <w:pPr>
-        <w:keepLines w:val="0"/>
+        <w:widowControl/>
       </w:pPr>
       <w:r>
-        <w:t>Науке нужны воспроизводимые промежутки времени. Механические часы превратили время в лабораторную величину, которую можно сопоставлять между разными наблюдениями и приборами. Теория маятника связала геометрию, тяготение и период колебаний, а погрешность часов сама стала объектом измерения и уменьшения.</w:t>
-      </w:r>
-    </w:p>
-    <w:p>
-      <w:pPr>
-        <w:keepLines w:val="0"/>
-      </w:pPr>
-      <w:r>
-        <w:t>Астрономия, физические эксперименты и позднейшая телеграфная синхронизация опираются на общие секунды. Спусковой механизм наглядно демонстрирует также принципы обратной связи и управления, позднее воплотившиеся в регуляторах и электронике.</w:t>
+        <w:t>Науке нужны воспроизводимые промежутки времени. Механические часы превратили время в лабораторную величину, которую можно сопоставлять между наблюдениями и приборами. Теория маятника связала геометрию, тяготение и период колебаний; погрешность хода стала величиной, которую измеряют и уменьшают. Астрономия, физические опыты и позднейшая телеграфная синхронизация предполагают общий счёт секунд. Спуск также показывает принципы обратной связи и регулирования, позднее применённые в регуляторах машин и электронике.</w:t>
       </w:r>
     </w:p>
     <w:p>
       <w:pPr>
         <w:pStyle w:val="Heading1"/>
+        <w:widowControl/>
       </w:pPr>
       <w:r>
-        <w:t>Влияние на последующее развитие</w:t>
+        <w:t>Влияние на дальнейшее развитие</w:t>
       </w:r>
     </w:p>
     <w:p>
       <w:pPr>
-        <w:keepLines w:val="0"/>
+        <w:widowControl/>
       </w:pPr>
       <w:r>
-        <w:t>Равные часы изменили организацию труда: рабочие смены, школьные звонки и железнодорожные расписания предполагают, что в удалённых городах минута длится одинаково. Точные часы сделали возможными определение долготы, картографирование и глобальную навигацию.</w:t>
-      </w:r>
-    </w:p>
-    <w:p>
-      <w:pPr>
-        <w:keepLines w:val="0"/>
-      </w:pPr>
-      <w:r>
-        <w:t>Кварцевые и атомные часы работают на иных физических принципах, но унаследовали общественную роль башенного механизма — служить общим эталоном. На фабриках по секундам согласовывали работу машин, а в лабораториях — измеряли продолжительность реакций.</w:t>
+        <w:t>Равные часы изменили труд: смены, школьные звонки и железнодорожные расписания предполагают одинаковую минуту в разных городах. Точные часы помогли определять долготу, составлять карты и плавать по всему миру. Кварцевые и атомные часы основаны на другой физике, но унаследовали общественную роль башенных — задавать общий эталон. Фабрики согласовывали машины по секундам, лаборатории измеряли время реакций.</w:t>
       </w:r>
     </w:p>
     <w:p>
       <w:pPr>
         <w:pStyle w:val="Heading1"/>
+        <w:widowControl/>
       </w:pPr>
       <w:r>
-        <w:t>Как это изменило жизнь людей</w:t>
+        <w:t>Как изменило жизнь людей</w:t>
       </w:r>
     </w:p>
     <w:p>
       <w:pPr>
-        <w:keepLines w:val="0"/>
+        <w:widowControl/>
       </w:pPr>
       <w:r>
-        <w:t>Люди стали ориентироваться на звон колокола не меньше, чем на восход Солнца. Появилась возможность назначать встречи, платить за отработанные часы и согласовывать дальние поездки. Монастыри и города обрели общий ритм, а позднее трудящиеся получили — и порой возненавидели — строгую дисциплину времени.</w:t>
-      </w:r>
-    </w:p>
-    <w:p>
-      <w:pPr>
-        <w:keepLines w:val="0"/>
-      </w:pPr>
-      <w:r>
-        <w:t>Карманные часы сделали этот ритм личным. Боязнь опоздать — во многом современное чувство, созданию которого способствовали часы. Но те же механизмы освободили науку и доверие на расстоянии от необходимости угадывать время по тени на стене.</w:t>
+        <w:t>Люди стали жить по колоколу не меньше, чем по восходу. Появилась возможность точно назначать встречи, платить за час работы и согласовывать поездки. Монастыри и города получили общий ритм; позднее работники столкнулись с дисциплиной времени, иногда вызывавшей недовольство. Карманные часы сделали этот ритм личным. Беспокойство из-за опозданий — одно из чувств современной жизни, появлению которых помогли часы. Но те же устройства освободили науку и дальние деловые связи от необходимости угадывать час по тени на стене.</w:t>
       </w:r>
     </w:p>
     <w:p>
       <w:pPr>
         <w:pStyle w:val="Heading1"/>
+        <w:widowControl/>
       </w:pPr>
       <w:r>
         <w:t>Источники и литература</w:t>
@@ -286,120 +211,126 @@
     <w:p>
       <w:pPr>
         <w:pStyle w:val="Heading2"/>
+        <w:widowControl/>
       </w:pPr>
       <w:r>
-        <w:t>A. Книги и основные научные труды</w:t>
+        <w:rPr>
+          <w:sz w:val="20"/>
+        </w:rPr>
+        <w:t>Книги и основные научные труды</w:t>
       </w:r>
     </w:p>
     <w:p>
       <w:pPr>
-        <w:keepLines/>
-        <w:spacing w:after="80" w:line="300" w:lineRule="auto"/>
-        <w:numPr>
-          <w:ilvl w:val="0"/>
-          <w:numId w:val="11"/>
-        </w:numPr>
+        <w:widowControl/>
       </w:pPr>
       <w:r>
-        <w:t>Landes, David S. Revolution in Time: Clocks and the Making of the Modern World. Cambridge, MA: Harvard University Press, 1983.</w:t>
+        <w:rPr>
+          <w:sz w:val="20"/>
+        </w:rPr>
+        <w:t>1. Landes, David S. Revolution in Time: Clocks and the Making of the Modern World. Cambridge, MA: Harvard University Press, 1983.</w:t>
       </w:r>
     </w:p>
     <w:p>
       <w:pPr>
         <w:pStyle w:val="Heading2"/>
+        <w:widowControl/>
       </w:pPr>
       <w:r>
-        <w:t>C. Материалы научных учреждений и энциклопедий</w:t>
+        <w:rPr>
+          <w:sz w:val="20"/>
+        </w:rPr>
+        <w:t>Материалы организаций и энциклопедии</w:t>
       </w:r>
     </w:p>
     <w:p>
       <w:pPr>
-        <w:keepLines/>
-        <w:spacing w:after="80" w:line="300" w:lineRule="auto"/>
-        <w:numPr>
-          <w:ilvl w:val="0"/>
-          <w:numId w:val="12"/>
-        </w:numPr>
+        <w:widowControl/>
       </w:pPr>
       <w:r>
-        <w:t>Encyclopaedia Britannica. «Clock».</w:t>
+        <w:rPr>
+          <w:sz w:val="20"/>
+        </w:rPr>
+        <w:t xml:space="preserve">1. Encyclopaedia Britannica. 'Clock.' </w:t>
       </w:r>
+      <w:hyperlink r:id="rId9">
+        <w:r>
+          <w:rPr>
+            <w:sz w:val="20"/>
+          </w:rPr>
+          <w:t>https://www.britannica.com/technology/clock</w:t>
+        </w:r>
+      </w:hyperlink>
       <w:r>
-        <w:t xml:space="preserve"> </w:t>
+        <w:rPr>
+          <w:sz w:val="20"/>
+        </w:rPr>
+      </w:r>
+    </w:p>
+    <w:p>
+      <w:pPr>
+        <w:widowControl/>
+      </w:pPr>
+      <w:r>
+        <w:rPr>
+          <w:sz w:val="20"/>
+        </w:rPr>
+        <w:t xml:space="preserve">2. Encyclopaedia Britannica. 'Escapement.' </w:t>
+      </w:r>
+      <w:hyperlink r:id="rId10">
+        <w:r>
+          <w:rPr>
+            <w:sz w:val="20"/>
+          </w:rPr>
+          <w:t>https://www.britannica.com/technology/escapement</w:t>
+        </w:r>
+      </w:hyperlink>
+      <w:r>
+        <w:rPr>
+          <w:sz w:val="20"/>
+        </w:rPr>
+      </w:r>
+    </w:p>
+    <w:p>
+      <w:pPr>
+        <w:pStyle w:val="Heading2"/>
+        <w:widowControl/>
+      </w:pPr>
+      <w:r>
+        <w:rPr>
+          <w:sz w:val="20"/>
+        </w:rPr>
+        <w:t>Пресса, научно-популярные и справочные материалы</w:t>
+      </w:r>
+    </w:p>
+    <w:p>
+      <w:pPr>
+        <w:widowControl/>
+      </w:pPr>
+      <w:r>
+        <w:rPr>
+          <w:sz w:val="20"/>
+        </w:rPr>
+        <w:t xml:space="preserve">1. Smithsonian Magazine. 'A Short History of Telling Time.' </w:t>
       </w:r>
       <w:hyperlink r:id="rId11">
         <w:r>
           <w:rPr>
-            <w:color w:val="0563C1"/>
-            <w:u w:val="single"/>
-          </w:rPr>
-          <w:t>https://www.britannica.com/technology/clock</w:t>
-        </w:r>
-      </w:hyperlink>
-    </w:p>
-    <w:p>
-      <w:pPr>
-        <w:keepLines/>
-        <w:spacing w:after="80" w:line="300" w:lineRule="auto"/>
-        <w:numPr>
-          <w:ilvl w:val="0"/>
-          <w:numId w:val="12"/>
-        </w:numPr>
-      </w:pPr>
-      <w:r>
-        <w:t>Encyclopaedia Britannica. «Escapement».</w:t>
-      </w:r>
-      <w:r>
-        <w:t xml:space="preserve"> </w:t>
-      </w:r>
-      <w:hyperlink r:id="rId12">
-        <w:r>
-          <w:rPr>
-            <w:color w:val="0563C1"/>
-            <w:u w:val="single"/>
-          </w:rPr>
-          <w:t>https://www.britannica.com/technology/escapement</w:t>
-        </w:r>
-      </w:hyperlink>
-    </w:p>
-    <w:p>
-      <w:pPr>
-        <w:pStyle w:val="Heading2"/>
-      </w:pPr>
-      <w:r>
-        <w:t>J. Пресса, научно-популярные и справочные материалы</w:t>
-      </w:r>
-    </w:p>
-    <w:p>
-      <w:pPr>
-        <w:keepLines/>
-        <w:spacing w:after="80" w:line="300" w:lineRule="auto"/>
-        <w:numPr>
-          <w:ilvl w:val="0"/>
-          <w:numId w:val="13"/>
-        </w:numPr>
-      </w:pPr>
-      <w:r>
-        <w:t>Smithsonian Magazine. «A Short History of Telling Time».</w:t>
-      </w:r>
-      <w:r>
-        <w:t xml:space="preserve"> </w:t>
-      </w:r>
-      <w:hyperlink r:id="rId13">
-        <w:r>
-          <w:rPr>
-            <w:color w:val="0563C1"/>
-            <w:u w:val="single"/>
+            <w:sz w:val="20"/>
           </w:rPr>
           <w:t>https://www.smithsonianmag.com/innovation/short-history-telling-time-180969353/</w:t>
         </w:r>
       </w:hyperlink>
+      <w:r>
+        <w:rPr>
+          <w:sz w:val="20"/>
+        </w:rPr>
+      </w:r>
     </w:p>
     <w:sectPr>
-      <w:headerReference w:type="default" r:id="rId9"/>
-      <w:footerReference w:type="default" r:id="rId10"/>
-      <w:pgSz w:w="12240" w:h="15840"/>
-      <w:pgMar w:top="1440" w:right="1440" w:bottom="1440" w:left="1440" w:header="708" w:footer="708" w:gutter="0"/>
+      <w:footerReference w:type="default" r:id="rId12"/>
+      <w:pgSz w:w="11906" w:h="16838"/>
+      <w:pgMar w:top="1020" w:right="1134" w:bottom="1020" w:left="1134" w:header="720" w:footer="720" w:gutter="0"/>
       <w:cols w:space="720"/>
       <w:docGrid w:linePitch="360"/>
     </w:sectPr>
@@ -412,60 +343,11 @@
   <w:p>
     <w:pPr>
       <w:pStyle w:val="Footer"/>
-      <w:spacing w:before="0" w:after="0"/>
       <w:jc w:val="right"/>
     </w:pPr>
-    <w:r>
-      <w:rPr>
-        <w:rFonts w:ascii="Calibri" w:hAnsi="Calibri" w:cs="Calibri"/>
-        <w:color w:val="666666"/>
-        <w:sz w:val="18"/>
-      </w:rPr>
-      <w:t xml:space="preserve">Страница </w:t>
-    </w:r>
-    <w:r>
-      <w:rPr>
-        <w:rFonts w:ascii="Calibri" w:hAnsi="Calibri" w:cs="Calibri"/>
-        <w:color w:val="666666"/>
-        <w:sz w:val="18"/>
-      </w:rPr>
-      <w:fldChar w:fldCharType="begin"/>
-      <w:instrText xml:space="preserve"> PAGE </w:instrText>
-      <w:fldChar w:fldCharType="separate"/>
-      <w:t>1</w:t>
-      <w:fldChar w:fldCharType="end"/>
-    </w:r>
+    <w:fldSimple w:instr="PAGE"/>
   </w:p>
 </w:ftr>
-</file>
-
-<file path=word/header1.xml><?xml version="1.0" encoding="utf-8"?>
-<w:hdr xmlns:m="http://schemas.openxmlformats.org/officeDocument/2006/math" xmlns:mc="http://schemas.openxmlformats.org/markup-compatibility/2006" xmlns:mo="http://schemas.microsoft.com/office/mac/office/2008/main" xmlns:mv="urn:schemas-microsoft-com:mac:vml" xmlns:o="urn:schemas-microsoft-com:office:office" xmlns:r="http://schemas.openxmlformats.org/officeDocument/2006/relationships" xmlns:v="urn:schemas-microsoft-com:vml" xmlns:w10="urn:schemas-microsoft-com:office:word" xmlns:w14="http://schemas.microsoft.com/office/word/2010/wordml" xmlns:w="http://schemas.openxmlformats.org/wordprocessingml/2006/main" xmlns:wne="http://schemas.microsoft.com/office/word/2006/wordml" xmlns:wp14="http://schemas.microsoft.com/office/word/2010/wordprocessingDrawing" xmlns:wp="http://schemas.openxmlformats.org/drawingml/2006/wordprocessingDrawing" xmlns:wpc="http://schemas.microsoft.com/office/word/2010/wordprocessingCanvas" xmlns:wpg="http://schemas.microsoft.com/office/word/2010/wordprocessingGroup" xmlns:wpi="http://schemas.microsoft.com/office/word/2010/wordprocessingInk" xmlns:wps="http://schemas.microsoft.com/office/word/2010/wordprocessingShape" mc:Ignorable="w14 wp14">
-  <w:p>
-    <w:pPr>
-      <w:pStyle w:val="Header"/>
-      <w:spacing w:after="0"/>
-      <w:jc w:val="left"/>
-    </w:pPr>
-    <w:r>
-      <w:rPr>
-        <w:rFonts w:ascii="Calibri" w:hAnsi="Calibri" w:cs="Calibri"/>
-        <w:b/>
-        <w:color w:val="666666"/>
-        <w:sz w:val="18"/>
-      </w:rPr>
-      <w:t>Открытия и изобретения</w:t>
-    </w:r>
-    <w:r>
-      <w:rPr>
-        <w:rFonts w:ascii="Calibri" w:hAnsi="Calibri" w:cs="Calibri"/>
-        <w:color w:val="666666"/>
-        <w:sz w:val="18"/>
-      </w:rPr>
-      <w:t xml:space="preserve">    |    2. Знания, наука и измерения</w:t>
-    </w:r>
-  </w:p>
-</w:hdr>
 </file>
 
 <file path=word/numbering.xml><?xml version="1.0" encoding="utf-8"?>
@@ -668,78 +550,6 @@
   <w:num w:numId="9">
     <w:abstractNumId w:val="0"/>
   </w:num>
-  <w:abstractNum w:abstractNumId="9">
-    <w:multiLevelType w:val="singleLevel"/>
-    <w:lvl w:ilvl="0">
-      <w:start w:val="1"/>
-      <w:numFmt w:val="bullet"/>
-      <w:lvlText w:val="•"/>
-      <w:lvlJc w:val="left"/>
-      <w:pPr>
-        <w:tabs>
-          <w:tab w:val="num" w:pos="540"/>
-        </w:tabs>
-        <w:ind w:left="540" w:hanging="270"/>
-      </w:pPr>
-    </w:lvl>
-  </w:abstractNum>
-  <w:num w:numId="10">
-    <w:abstractNumId w:val="9"/>
-  </w:num>
-  <w:abstractNum w:abstractNumId="10">
-    <w:multiLevelType w:val="singleLevel"/>
-    <w:lvl w:ilvl="0">
-      <w:start w:val="1"/>
-      <w:numFmt w:val="decimal"/>
-      <w:lvlText w:val="%1."/>
-      <w:lvlJc w:val="left"/>
-      <w:pPr>
-        <w:tabs>
-          <w:tab w:val="num" w:pos="540"/>
-        </w:tabs>
-        <w:ind w:left="540" w:hanging="270"/>
-      </w:pPr>
-    </w:lvl>
-  </w:abstractNum>
-  <w:num w:numId="11">
-    <w:abstractNumId w:val="10"/>
-  </w:num>
-  <w:abstractNum w:abstractNumId="11">
-    <w:multiLevelType w:val="singleLevel"/>
-    <w:lvl w:ilvl="0">
-      <w:start w:val="1"/>
-      <w:numFmt w:val="decimal"/>
-      <w:lvlText w:val="%1."/>
-      <w:lvlJc w:val="left"/>
-      <w:pPr>
-        <w:tabs>
-          <w:tab w:val="num" w:pos="540"/>
-        </w:tabs>
-        <w:ind w:left="540" w:hanging="270"/>
-      </w:pPr>
-    </w:lvl>
-  </w:abstractNum>
-  <w:num w:numId="12">
-    <w:abstractNumId w:val="11"/>
-  </w:num>
-  <w:abstractNum w:abstractNumId="12">
-    <w:multiLevelType w:val="singleLevel"/>
-    <w:lvl w:ilvl="0">
-      <w:start w:val="1"/>
-      <w:numFmt w:val="decimal"/>
-      <w:lvlText w:val="%1."/>
-      <w:lvlJc w:val="left"/>
-      <w:pPr>
-        <w:tabs>
-          <w:tab w:val="num" w:pos="540"/>
-        </w:tabs>
-        <w:ind w:left="540" w:hanging="270"/>
-      </w:pPr>
-    </w:lvl>
-  </w:abstractNum>
-  <w:num w:numId="13">
-    <w:abstractNumId w:val="12"/>
-  </w:num>
 </w:numbering>
 </file>
 
@@ -748,7 +558,7 @@
   <w:docDefaults>
     <w:rPrDefault>
       <w:rPr>
-        <w:rFonts w:asciiTheme="minorHAnsi" w:eastAsiaTheme="minorEastAsia" w:hAnsiTheme="minorHAnsi" w:cstheme="minorBidi"/>
+        <w:rFonts/>
         <w:sz w:val="22"/>
         <w:szCs w:val="22"/>
         <w:lang w:val="en-US" w:eastAsia="en-US" w:bidi="ar-SA"/>
@@ -904,12 +714,13 @@
     <w:qFormat/>
     <w:rsid w:val="00FC693F"/>
     <w:pPr>
-      <w:widowControl/>
-      <w:spacing w:before="0" w:after="120" w:line="300" w:lineRule="auto"/>
+      <w:spacing w:after="120" w:line="259" w:lineRule="auto"/>
     </w:pPr>
     <w:rPr>
-      <w:rFonts w:ascii="Calibri" w:hAnsi="Calibri" w:cs="Calibri"/>
-      <w:sz w:val="22"/>
+      <w:rFonts w:ascii="Times New Roman" w:hAnsi="Times New Roman"/>
+      <w:color w:val="000000"/>
+      <w:sz w:val="24"/>
+      <w:lang w:val="ru-RU"/>
     </w:rPr>
   </w:style>
   <w:style w:type="paragraph" w:styleId="Header">
@@ -967,16 +778,17 @@
     <w:pPr>
       <w:keepNext/>
       <w:keepLines/>
-      <w:spacing w:before="360" w:after="200"/>
+      <w:spacing w:before="480" w:after="120" w:line="259" w:lineRule="auto"/>
       <w:outlineLvl w:val="0"/>
     </w:pPr>
     <w:rPr>
-      <w:rFonts w:asciiTheme="majorHAnsi" w:eastAsiaTheme="majorEastAsia" w:hAnsiTheme="majorHAnsi" w:cstheme="majorBidi" w:ascii="Calibri" w:hAnsi="Calibri" w:cs="Calibri"/>
+      <w:rFonts w:ascii="Times New Roman" w:hAnsi="Times New Roman"/>
       <w:b/>
       <w:bCs/>
-      <w:color w:val="2E74B5"/>
-      <w:sz w:val="32"/>
+      <w:color w:val="000000"/>
+      <w:sz w:val="26"/>
       <w:szCs w:val="28"/>
+      <w:lang w:val="ru-RU"/>
     </w:rPr>
   </w:style>
   <w:style w:type="paragraph" w:styleId="Heading2">
@@ -991,16 +803,17 @@
     <w:pPr>
       <w:keepNext/>
       <w:keepLines/>
-      <w:spacing w:before="280" w:after="140"/>
+      <w:spacing w:before="200" w:after="120" w:line="259" w:lineRule="auto"/>
       <w:outlineLvl w:val="1"/>
     </w:pPr>
     <w:rPr>
-      <w:rFonts w:asciiTheme="majorHAnsi" w:eastAsiaTheme="majorEastAsia" w:hAnsiTheme="majorHAnsi" w:cstheme="majorBidi" w:ascii="Calibri" w:hAnsi="Calibri" w:cs="Calibri"/>
+      <w:rFonts w:ascii="Times New Roman" w:hAnsi="Times New Roman"/>
       <w:b/>
       <w:bCs/>
-      <w:color w:val="2E74B5"/>
+      <w:color w:val="000000"/>
       <w:sz w:val="26"/>
       <w:szCs w:val="26"/>
+      <w:lang w:val="ru-RU"/>
     </w:rPr>
   </w:style>
   <w:style w:type="paragraph" w:styleId="Heading3">
@@ -1015,15 +828,14 @@
     <w:pPr>
       <w:keepNext/>
       <w:keepLines/>
-      <w:spacing w:before="200" w:after="100"/>
+      <w:spacing w:before="200" w:after="0"/>
       <w:outlineLvl w:val="2"/>
     </w:pPr>
     <w:rPr>
-      <w:rFonts w:asciiTheme="majorHAnsi" w:eastAsiaTheme="majorEastAsia" w:hAnsiTheme="majorHAnsi" w:cstheme="majorBidi" w:ascii="Calibri" w:hAnsi="Calibri" w:cs="Calibri"/>
+      <w:rFonts/>
       <w:b/>
       <w:bCs/>
-      <w:color w:val="1F4D78"/>
-      <w:sz w:val="24"/>
+      <w:color w:val="4F81BD" w:themeColor="accent1"/>
     </w:rPr>
   </w:style>
   <w:style w:type="paragraph" w:styleId="Heading4">
@@ -1043,7 +855,7 @@
       <w:outlineLvl w:val="3"/>
     </w:pPr>
     <w:rPr>
-      <w:rFonts w:asciiTheme="majorHAnsi" w:eastAsiaTheme="majorEastAsia" w:hAnsiTheme="majorHAnsi" w:cstheme="majorBidi"/>
+      <w:rFonts/>
       <w:b/>
       <w:bCs/>
       <w:i/>
@@ -1068,7 +880,7 @@
       <w:outlineLvl w:val="4"/>
     </w:pPr>
     <w:rPr>
-      <w:rFonts w:asciiTheme="majorHAnsi" w:eastAsiaTheme="majorEastAsia" w:hAnsiTheme="majorHAnsi" w:cstheme="majorBidi"/>
+      <w:rFonts/>
       <w:color w:val="243F60" w:themeColor="accent1" w:themeShade="7F"/>
     </w:rPr>
   </w:style>
@@ -1089,7 +901,7 @@
       <w:outlineLvl w:val="5"/>
     </w:pPr>
     <w:rPr>
-      <w:rFonts w:asciiTheme="majorHAnsi" w:eastAsiaTheme="majorEastAsia" w:hAnsiTheme="majorHAnsi" w:cstheme="majorBidi"/>
+      <w:rFonts/>
       <w:i/>
       <w:iCs/>
       <w:color w:val="243F60" w:themeColor="accent1" w:themeShade="7F"/>
@@ -1112,7 +924,7 @@
       <w:outlineLvl w:val="6"/>
     </w:pPr>
     <w:rPr>
-      <w:rFonts w:asciiTheme="majorHAnsi" w:eastAsiaTheme="majorEastAsia" w:hAnsiTheme="majorHAnsi" w:cstheme="majorBidi"/>
+      <w:rFonts/>
       <w:i/>
       <w:iCs/>
       <w:color w:val="404040" w:themeColor="text1" w:themeTint="BF"/>
@@ -1135,7 +947,7 @@
       <w:outlineLvl w:val="7"/>
     </w:pPr>
     <w:rPr>
-      <w:rFonts w:asciiTheme="majorHAnsi" w:eastAsiaTheme="majorEastAsia" w:hAnsiTheme="majorHAnsi" w:cstheme="majorBidi"/>
+      <w:rFonts/>
       <w:color w:val="4F81BD" w:themeColor="accent1"/>
       <w:sz w:val="20"/>
       <w:szCs w:val="20"/>
@@ -1158,7 +970,7 @@
       <w:outlineLvl w:val="8"/>
     </w:pPr>
     <w:rPr>
-      <w:rFonts w:asciiTheme="majorHAnsi" w:eastAsiaTheme="majorEastAsia" w:hAnsiTheme="majorHAnsi" w:cstheme="majorBidi"/>
+      <w:rFonts/>
       <w:i/>
       <w:iCs/>
       <w:color w:val="404040" w:themeColor="text1" w:themeTint="BF"/>
@@ -1209,7 +1021,7 @@
     <w:uiPriority w:val="9"/>
     <w:rsid w:val="00FC693F"/>
     <w:rPr>
-      <w:rFonts w:asciiTheme="majorHAnsi" w:eastAsiaTheme="majorEastAsia" w:hAnsiTheme="majorHAnsi" w:cstheme="majorBidi"/>
+      <w:rFonts/>
       <w:b/>
       <w:bCs/>
       <w:color w:val="365F91" w:themeColor="accent1" w:themeShade="BF"/>
@@ -1224,7 +1036,7 @@
     <w:uiPriority w:val="9"/>
     <w:rsid w:val="00FC693F"/>
     <w:rPr>
-      <w:rFonts w:asciiTheme="majorHAnsi" w:eastAsiaTheme="majorEastAsia" w:hAnsiTheme="majorHAnsi" w:cstheme="majorBidi"/>
+      <w:rFonts/>
       <w:b/>
       <w:bCs/>
       <w:color w:val="4F81BD" w:themeColor="accent1"/>
@@ -1239,7 +1051,7 @@
     <w:uiPriority w:val="9"/>
     <w:rsid w:val="00FC693F"/>
     <w:rPr>
-      <w:rFonts w:asciiTheme="majorHAnsi" w:eastAsiaTheme="majorEastAsia" w:hAnsiTheme="majorHAnsi" w:cstheme="majorBidi"/>
+      <w:rFonts/>
       <w:b/>
       <w:bCs/>
       <w:color w:val="4F81BD" w:themeColor="accent1"/>
@@ -1254,19 +1066,17 @@
     <w:qFormat/>
     <w:rsid w:val="00FC693F"/>
     <w:pPr>
-      <w:pBdr>
-        <w:bottom w:val="single" w:sz="8" w:space="4" w:color="4F81BD" w:themeColor="accent1"/>
-      </w:pBdr>
-      <w:spacing w:after="300" w:line="240" w:lineRule="auto"/>
+      <w:spacing w:after="120" w:line="259" w:lineRule="auto"/>
       <w:contextualSpacing/>
     </w:pPr>
     <w:rPr>
-      <w:rFonts w:asciiTheme="majorHAnsi" w:eastAsiaTheme="majorEastAsia" w:hAnsiTheme="majorHAnsi" w:cstheme="majorBidi"/>
-      <w:color w:val="17365D" w:themeColor="text2" w:themeShade="BF"/>
+      <w:rFonts w:ascii="Times New Roman" w:hAnsi="Times New Roman"/>
+      <w:color w:val="000000"/>
       <w:spacing w:val="5"/>
       <w:kern w:val="28"/>
-      <w:sz w:val="52"/>
+      <w:sz w:val="40"/>
       <w:szCs w:val="52"/>
+      <w:lang w:val="ru-RU"/>
     </w:rPr>
   </w:style>
   <w:style w:type="character" w:customStyle="1" w:styleId="TitleChar">
@@ -1276,7 +1086,7 @@
     <w:uiPriority w:val="10"/>
     <w:rsid w:val="00FC693F"/>
     <w:rPr>
-      <w:rFonts w:asciiTheme="majorHAnsi" w:eastAsiaTheme="majorEastAsia" w:hAnsiTheme="majorHAnsi" w:cstheme="majorBidi"/>
+      <w:rFonts/>
       <w:color w:val="17365D" w:themeColor="text2" w:themeShade="BF"/>
       <w:spacing w:val="5"/>
       <w:kern w:val="28"/>
@@ -1298,7 +1108,7 @@
       </w:numPr>
     </w:pPr>
     <w:rPr>
-      <w:rFonts w:asciiTheme="majorHAnsi" w:eastAsiaTheme="majorEastAsia" w:hAnsiTheme="majorHAnsi" w:cstheme="majorBidi"/>
+      <w:rFonts/>
       <w:i/>
       <w:iCs/>
       <w:color w:val="4F81BD" w:themeColor="accent1"/>
@@ -1314,7 +1124,7 @@
     <w:uiPriority w:val="11"/>
     <w:rsid w:val="00FC693F"/>
     <w:rPr>
-      <w:rFonts w:asciiTheme="majorHAnsi" w:eastAsiaTheme="majorEastAsia" w:hAnsiTheme="majorHAnsi" w:cstheme="majorBidi"/>
+      <w:rFonts/>
       <w:i/>
       <w:iCs/>
       <w:color w:val="4F81BD" w:themeColor="accent1"/>
@@ -1439,8 +1249,15 @@
       <w:numPr>
         <w:numId w:val="1"/>
       </w:numPr>
+      <w:spacing w:after="120" w:line="259" w:lineRule="auto"/>
       <w:contextualSpacing/>
     </w:pPr>
+    <w:rPr>
+      <w:rFonts w:ascii="Times New Roman" w:hAnsi="Times New Roman"/>
+      <w:color w:val="000000"/>
+      <w:sz w:val="24"/>
+      <w:lang w:val="ru-RU"/>
+    </w:rPr>
   </w:style>
   <w:style w:type="paragraph" w:styleId="ListBullet2">
     <w:name w:val="List Bullet 2"/>
@@ -1612,7 +1429,7 @@
     <w:semiHidden/>
     <w:rsid w:val="00FC693F"/>
     <w:rPr>
-      <w:rFonts w:asciiTheme="majorHAnsi" w:eastAsiaTheme="majorEastAsia" w:hAnsiTheme="majorHAnsi" w:cstheme="majorBidi"/>
+      <w:rFonts/>
       <w:b/>
       <w:bCs/>
       <w:i/>
@@ -1628,7 +1445,7 @@
     <w:semiHidden/>
     <w:rsid w:val="00FC693F"/>
     <w:rPr>
-      <w:rFonts w:asciiTheme="majorHAnsi" w:eastAsiaTheme="majorEastAsia" w:hAnsiTheme="majorHAnsi" w:cstheme="majorBidi"/>
+      <w:rFonts/>
       <w:color w:val="243F60" w:themeColor="accent1" w:themeShade="7F"/>
     </w:rPr>
   </w:style>
@@ -1640,7 +1457,7 @@
     <w:semiHidden/>
     <w:rsid w:val="00FC693F"/>
     <w:rPr>
-      <w:rFonts w:asciiTheme="majorHAnsi" w:eastAsiaTheme="majorEastAsia" w:hAnsiTheme="majorHAnsi" w:cstheme="majorBidi"/>
+      <w:rFonts/>
       <w:i/>
       <w:iCs/>
       <w:color w:val="243F60" w:themeColor="accent1" w:themeShade="7F"/>
@@ -1654,7 +1471,7 @@
     <w:semiHidden/>
     <w:rsid w:val="00FC693F"/>
     <w:rPr>
-      <w:rFonts w:asciiTheme="majorHAnsi" w:eastAsiaTheme="majorEastAsia" w:hAnsiTheme="majorHAnsi" w:cstheme="majorBidi"/>
+      <w:rFonts/>
       <w:i/>
       <w:iCs/>
       <w:color w:val="404040" w:themeColor="text1" w:themeTint="BF"/>
@@ -1668,7 +1485,7 @@
     <w:semiHidden/>
     <w:rsid w:val="00FC693F"/>
     <w:rPr>
-      <w:rFonts w:asciiTheme="majorHAnsi" w:eastAsiaTheme="majorEastAsia" w:hAnsiTheme="majorHAnsi" w:cstheme="majorBidi"/>
+      <w:rFonts/>
       <w:color w:val="4F81BD" w:themeColor="accent1"/>
       <w:sz w:val="20"/>
       <w:szCs w:val="20"/>
@@ -1682,7 +1499,7 @@
     <w:semiHidden/>
     <w:rsid w:val="00FC693F"/>
     <w:rPr>
-      <w:rFonts w:asciiTheme="majorHAnsi" w:eastAsiaTheme="majorEastAsia" w:hAnsiTheme="majorHAnsi" w:cstheme="majorBidi"/>
+      <w:rFonts/>
       <w:i/>
       <w:iCs/>
       <w:color w:val="404040" w:themeColor="text1" w:themeTint="BF"/>
@@ -1741,9 +1558,6 @@
     <w:qFormat/>
     <w:rsid w:val="00FC693F"/>
     <w:pPr>
-      <w:pBdr>
-        <w:bottom w:val="single" w:sz="4" w:space="4" w:color="4F81BD" w:themeColor="accent1"/>
-      </w:pBdr>
       <w:spacing w:before="200" w:after="280"/>
       <w:ind w:left="936" w:right="936"/>
     </w:pPr>
@@ -3271,7 +3085,7 @@
         <w:spacing w:before="0" w:after="0" w:line="240" w:lineRule="auto"/>
       </w:pPr>
       <w:rPr>
-        <w:rFonts w:asciiTheme="majorHAnsi" w:eastAsiaTheme="majorEastAsia" w:hAnsiTheme="majorHAnsi" w:cstheme="majorBidi"/>
+        <w:rFonts/>
         <w:b/>
         <w:bCs/>
       </w:rPr>
@@ -3292,7 +3106,7 @@
         <w:spacing w:before="0" w:after="0" w:line="240" w:lineRule="auto"/>
       </w:pPr>
       <w:rPr>
-        <w:rFonts w:asciiTheme="majorHAnsi" w:eastAsiaTheme="majorEastAsia" w:hAnsiTheme="majorHAnsi" w:cstheme="majorBidi"/>
+        <w:rFonts/>
         <w:b/>
         <w:bCs/>
       </w:rPr>
@@ -3310,14 +3124,14 @@
     </w:tblStylePr>
     <w:tblStylePr w:type="firstCol">
       <w:rPr>
-        <w:rFonts w:asciiTheme="majorHAnsi" w:eastAsiaTheme="majorEastAsia" w:hAnsiTheme="majorHAnsi" w:cstheme="majorBidi"/>
+        <w:rFonts/>
         <w:b/>
         <w:bCs/>
       </w:rPr>
     </w:tblStylePr>
     <w:tblStylePr w:type="lastCol">
       <w:rPr>
-        <w:rFonts w:asciiTheme="majorHAnsi" w:eastAsiaTheme="majorEastAsia" w:hAnsiTheme="majorHAnsi" w:cstheme="majorBidi"/>
+        <w:rFonts/>
         <w:b/>
         <w:bCs/>
       </w:rPr>
@@ -3401,7 +3215,7 @@
         <w:spacing w:before="0" w:after="0" w:line="240" w:lineRule="auto"/>
       </w:pPr>
       <w:rPr>
-        <w:rFonts w:asciiTheme="majorHAnsi" w:eastAsiaTheme="majorEastAsia" w:hAnsiTheme="majorHAnsi" w:cstheme="majorBidi"/>
+        <w:rFonts/>
         <w:b/>
         <w:bCs/>
       </w:rPr>
@@ -3422,7 +3236,7 @@
         <w:spacing w:before="0" w:after="0" w:line="240" w:lineRule="auto"/>
       </w:pPr>
       <w:rPr>
-        <w:rFonts w:asciiTheme="majorHAnsi" w:eastAsiaTheme="majorEastAsia" w:hAnsiTheme="majorHAnsi" w:cstheme="majorBidi"/>
+        <w:rFonts/>
         <w:b/>
         <w:bCs/>
       </w:rPr>
@@ -3440,14 +3254,14 @@
     </w:tblStylePr>
     <w:tblStylePr w:type="firstCol">
       <w:rPr>
-        <w:rFonts w:asciiTheme="majorHAnsi" w:eastAsiaTheme="majorEastAsia" w:hAnsiTheme="majorHAnsi" w:cstheme="majorBidi"/>
+        <w:rFonts/>
         <w:b/>
         <w:bCs/>
       </w:rPr>
     </w:tblStylePr>
     <w:tblStylePr w:type="lastCol">
       <w:rPr>
-        <w:rFonts w:asciiTheme="majorHAnsi" w:eastAsiaTheme="majorEastAsia" w:hAnsiTheme="majorHAnsi" w:cstheme="majorBidi"/>
+        <w:rFonts/>
         <w:b/>
         <w:bCs/>
       </w:rPr>
@@ -3531,7 +3345,7 @@
         <w:spacing w:before="0" w:after="0" w:line="240" w:lineRule="auto"/>
       </w:pPr>
       <w:rPr>
-        <w:rFonts w:asciiTheme="majorHAnsi" w:eastAsiaTheme="majorEastAsia" w:hAnsiTheme="majorHAnsi" w:cstheme="majorBidi"/>
+        <w:rFonts/>
         <w:b/>
         <w:bCs/>
       </w:rPr>
@@ -3552,7 +3366,7 @@
         <w:spacing w:before="0" w:after="0" w:line="240" w:lineRule="auto"/>
       </w:pPr>
       <w:rPr>
-        <w:rFonts w:asciiTheme="majorHAnsi" w:eastAsiaTheme="majorEastAsia" w:hAnsiTheme="majorHAnsi" w:cstheme="majorBidi"/>
+        <w:rFonts/>
         <w:b/>
         <w:bCs/>
       </w:rPr>
@@ -3570,14 +3384,14 @@
     </w:tblStylePr>
     <w:tblStylePr w:type="firstCol">
       <w:rPr>
-        <w:rFonts w:asciiTheme="majorHAnsi" w:eastAsiaTheme="majorEastAsia" w:hAnsiTheme="majorHAnsi" w:cstheme="majorBidi"/>
+        <w:rFonts/>
         <w:b/>
         <w:bCs/>
       </w:rPr>
     </w:tblStylePr>
     <w:tblStylePr w:type="lastCol">
       <w:rPr>
-        <w:rFonts w:asciiTheme="majorHAnsi" w:eastAsiaTheme="majorEastAsia" w:hAnsiTheme="majorHAnsi" w:cstheme="majorBidi"/>
+        <w:rFonts/>
         <w:b/>
         <w:bCs/>
       </w:rPr>
@@ -3661,7 +3475,7 @@
         <w:spacing w:before="0" w:after="0" w:line="240" w:lineRule="auto"/>
       </w:pPr>
       <w:rPr>
-        <w:rFonts w:asciiTheme="majorHAnsi" w:eastAsiaTheme="majorEastAsia" w:hAnsiTheme="majorHAnsi" w:cstheme="majorBidi"/>
+        <w:rFonts/>
         <w:b/>
         <w:bCs/>
       </w:rPr>
@@ -3682,7 +3496,7 @@
         <w:spacing w:before="0" w:after="0" w:line="240" w:lineRule="auto"/>
       </w:pPr>
       <w:rPr>
-        <w:rFonts w:asciiTheme="majorHAnsi" w:eastAsiaTheme="majorEastAsia" w:hAnsiTheme="majorHAnsi" w:cstheme="majorBidi"/>
+        <w:rFonts/>
         <w:b/>
         <w:bCs/>
       </w:rPr>
@@ -3700,14 +3514,14 @@
     </w:tblStylePr>
     <w:tblStylePr w:type="firstCol">
       <w:rPr>
-        <w:rFonts w:asciiTheme="majorHAnsi" w:eastAsiaTheme="majorEastAsia" w:hAnsiTheme="majorHAnsi" w:cstheme="majorBidi"/>
+        <w:rFonts/>
         <w:b/>
         <w:bCs/>
       </w:rPr>
     </w:tblStylePr>
     <w:tblStylePr w:type="lastCol">
       <w:rPr>
-        <w:rFonts w:asciiTheme="majorHAnsi" w:eastAsiaTheme="majorEastAsia" w:hAnsiTheme="majorHAnsi" w:cstheme="majorBidi"/>
+        <w:rFonts/>
         <w:b/>
         <w:bCs/>
       </w:rPr>
@@ -3791,7 +3605,7 @@
         <w:spacing w:before="0" w:after="0" w:line="240" w:lineRule="auto"/>
       </w:pPr>
       <w:rPr>
-        <w:rFonts w:asciiTheme="majorHAnsi" w:eastAsiaTheme="majorEastAsia" w:hAnsiTheme="majorHAnsi" w:cstheme="majorBidi"/>
+        <w:rFonts/>
         <w:b/>
         <w:bCs/>
       </w:rPr>
@@ -3812,7 +3626,7 @@
         <w:spacing w:before="0" w:after="0" w:line="240" w:lineRule="auto"/>
       </w:pPr>
       <w:rPr>
-        <w:rFonts w:asciiTheme="majorHAnsi" w:eastAsiaTheme="majorEastAsia" w:hAnsiTheme="majorHAnsi" w:cstheme="majorBidi"/>
+        <w:rFonts/>
         <w:b/>
         <w:bCs/>
       </w:rPr>
@@ -3830,14 +3644,14 @@
     </w:tblStylePr>
     <w:tblStylePr w:type="firstCol">
       <w:rPr>
-        <w:rFonts w:asciiTheme="majorHAnsi" w:eastAsiaTheme="majorEastAsia" w:hAnsiTheme="majorHAnsi" w:cstheme="majorBidi"/>
+        <w:rFonts/>
         <w:b/>
         <w:bCs/>
       </w:rPr>
     </w:tblStylePr>
     <w:tblStylePr w:type="lastCol">
       <w:rPr>
-        <w:rFonts w:asciiTheme="majorHAnsi" w:eastAsiaTheme="majorEastAsia" w:hAnsiTheme="majorHAnsi" w:cstheme="majorBidi"/>
+        <w:rFonts/>
         <w:b/>
         <w:bCs/>
       </w:rPr>
@@ -3921,7 +3735,7 @@
         <w:spacing w:before="0" w:after="0" w:line="240" w:lineRule="auto"/>
       </w:pPr>
       <w:rPr>
-        <w:rFonts w:asciiTheme="majorHAnsi" w:eastAsiaTheme="majorEastAsia" w:hAnsiTheme="majorHAnsi" w:cstheme="majorBidi"/>
+        <w:rFonts/>
         <w:b/>
         <w:bCs/>
       </w:rPr>
@@ -3942,7 +3756,7 @@
         <w:spacing w:before="0" w:after="0" w:line="240" w:lineRule="auto"/>
       </w:pPr>
       <w:rPr>
-        <w:rFonts w:asciiTheme="majorHAnsi" w:eastAsiaTheme="majorEastAsia" w:hAnsiTheme="majorHAnsi" w:cstheme="majorBidi"/>
+        <w:rFonts/>
         <w:b/>
         <w:bCs/>
       </w:rPr>
@@ -3960,14 +3774,14 @@
     </w:tblStylePr>
     <w:tblStylePr w:type="firstCol">
       <w:rPr>
-        <w:rFonts w:asciiTheme="majorHAnsi" w:eastAsiaTheme="majorEastAsia" w:hAnsiTheme="majorHAnsi" w:cstheme="majorBidi"/>
+        <w:rFonts/>
         <w:b/>
         <w:bCs/>
       </w:rPr>
     </w:tblStylePr>
     <w:tblStylePr w:type="lastCol">
       <w:rPr>
-        <w:rFonts w:asciiTheme="majorHAnsi" w:eastAsiaTheme="majorEastAsia" w:hAnsiTheme="majorHAnsi" w:cstheme="majorBidi"/>
+        <w:rFonts/>
         <w:b/>
         <w:bCs/>
       </w:rPr>
@@ -4051,7 +3865,7 @@
         <w:spacing w:before="0" w:after="0" w:line="240" w:lineRule="auto"/>
       </w:pPr>
       <w:rPr>
-        <w:rFonts w:asciiTheme="majorHAnsi" w:eastAsiaTheme="majorEastAsia" w:hAnsiTheme="majorHAnsi" w:cstheme="majorBidi"/>
+        <w:rFonts/>
         <w:b/>
         <w:bCs/>
       </w:rPr>
@@ -4072,7 +3886,7 @@
         <w:spacing w:before="0" w:after="0" w:line="240" w:lineRule="auto"/>
       </w:pPr>
       <w:rPr>
-        <w:rFonts w:asciiTheme="majorHAnsi" w:eastAsiaTheme="majorEastAsia" w:hAnsiTheme="majorHAnsi" w:cstheme="majorBidi"/>
+        <w:rFonts/>
         <w:b/>
         <w:bCs/>
       </w:rPr>
@@ -4090,14 +3904,14 @@
     </w:tblStylePr>
     <w:tblStylePr w:type="firstCol">
       <w:rPr>
-        <w:rFonts w:asciiTheme="majorHAnsi" w:eastAsiaTheme="majorEastAsia" w:hAnsiTheme="majorHAnsi" w:cstheme="majorBidi"/>
+        <w:rFonts/>
         <w:b/>
         <w:bCs/>
       </w:rPr>
     </w:tblStylePr>
     <w:tblStylePr w:type="lastCol">
       <w:rPr>
-        <w:rFonts w:asciiTheme="majorHAnsi" w:eastAsiaTheme="majorEastAsia" w:hAnsiTheme="majorHAnsi" w:cstheme="majorBidi"/>
+        <w:rFonts/>
         <w:b/>
         <w:bCs/>
       </w:rPr>
@@ -5962,7 +5776,7 @@
     </w:tblPr>
     <w:tblStylePr w:type="firstRow">
       <w:rPr>
-        <w:rFonts w:asciiTheme="majorHAnsi" w:eastAsiaTheme="majorEastAsia" w:hAnsiTheme="majorHAnsi" w:cstheme="majorBidi"/>
+        <w:rFonts/>
       </w:rPr>
       <w:tblPr/>
       <w:tcPr>
@@ -6046,7 +5860,7 @@
     </w:tblPr>
     <w:tblStylePr w:type="firstRow">
       <w:rPr>
-        <w:rFonts w:asciiTheme="majorHAnsi" w:eastAsiaTheme="majorEastAsia" w:hAnsiTheme="majorHAnsi" w:cstheme="majorBidi"/>
+        <w:rFonts/>
       </w:rPr>
       <w:tblPr/>
       <w:tcPr>
@@ -6130,7 +5944,7 @@
     </w:tblPr>
     <w:tblStylePr w:type="firstRow">
       <w:rPr>
-        <w:rFonts w:asciiTheme="majorHAnsi" w:eastAsiaTheme="majorEastAsia" w:hAnsiTheme="majorHAnsi" w:cstheme="majorBidi"/>
+        <w:rFonts/>
       </w:rPr>
       <w:tblPr/>
       <w:tcPr>
@@ -6214,7 +6028,7 @@
     </w:tblPr>
     <w:tblStylePr w:type="firstRow">
       <w:rPr>
-        <w:rFonts w:asciiTheme="majorHAnsi" w:eastAsiaTheme="majorEastAsia" w:hAnsiTheme="majorHAnsi" w:cstheme="majorBidi"/>
+        <w:rFonts/>
       </w:rPr>
       <w:tblPr/>
       <w:tcPr>
@@ -6298,7 +6112,7 @@
     </w:tblPr>
     <w:tblStylePr w:type="firstRow">
       <w:rPr>
-        <w:rFonts w:asciiTheme="majorHAnsi" w:eastAsiaTheme="majorEastAsia" w:hAnsiTheme="majorHAnsi" w:cstheme="majorBidi"/>
+        <w:rFonts/>
       </w:rPr>
       <w:tblPr/>
       <w:tcPr>
@@ -6382,7 +6196,7 @@
     </w:tblPr>
     <w:tblStylePr w:type="firstRow">
       <w:rPr>
-        <w:rFonts w:asciiTheme="majorHAnsi" w:eastAsiaTheme="majorEastAsia" w:hAnsiTheme="majorHAnsi" w:cstheme="majorBidi"/>
+        <w:rFonts/>
       </w:rPr>
       <w:tblPr/>
       <w:tcPr>
@@ -6466,7 +6280,7 @@
     </w:tblPr>
     <w:tblStylePr w:type="firstRow">
       <w:rPr>
-        <w:rFonts w:asciiTheme="majorHAnsi" w:eastAsiaTheme="majorEastAsia" w:hAnsiTheme="majorHAnsi" w:cstheme="majorBidi"/>
+        <w:rFonts/>
       </w:rPr>
       <w:tblPr/>
       <w:tcPr>
@@ -6531,7 +6345,7 @@
       <w:spacing w:after="0" w:line="240" w:lineRule="auto"/>
     </w:pPr>
     <w:rPr>
-      <w:rFonts w:asciiTheme="majorHAnsi" w:eastAsiaTheme="majorEastAsia" w:hAnsiTheme="majorHAnsi" w:cstheme="majorBidi"/>
+      <w:rFonts/>
       <w:color w:val="000000" w:themeColor="text1"/>
     </w:rPr>
     <w:tblPr>
@@ -6659,7 +6473,7 @@
       <w:spacing w:after="0" w:line="240" w:lineRule="auto"/>
     </w:pPr>
     <w:rPr>
-      <w:rFonts w:asciiTheme="majorHAnsi" w:eastAsiaTheme="majorEastAsia" w:hAnsiTheme="majorHAnsi" w:cstheme="majorBidi"/>
+      <w:rFonts/>
       <w:color w:val="000000" w:themeColor="text1"/>
     </w:rPr>
     <w:tblPr>
@@ -6787,7 +6601,7 @@
       <w:spacing w:after="0" w:line="240" w:lineRule="auto"/>
     </w:pPr>
     <w:rPr>
-      <w:rFonts w:asciiTheme="majorHAnsi" w:eastAsiaTheme="majorEastAsia" w:hAnsiTheme="majorHAnsi" w:cstheme="majorBidi"/>
+      <w:rFonts/>
       <w:color w:val="000000" w:themeColor="text1"/>
     </w:rPr>
     <w:tblPr>
@@ -6915,7 +6729,7 @@
       <w:spacing w:after="0" w:line="240" w:lineRule="auto"/>
     </w:pPr>
     <w:rPr>
-      <w:rFonts w:asciiTheme="majorHAnsi" w:eastAsiaTheme="majorEastAsia" w:hAnsiTheme="majorHAnsi" w:cstheme="majorBidi"/>
+      <w:rFonts/>
       <w:color w:val="000000" w:themeColor="text1"/>
     </w:rPr>
     <w:tblPr>
@@ -7043,7 +6857,7 @@
       <w:spacing w:after="0" w:line="240" w:lineRule="auto"/>
     </w:pPr>
     <w:rPr>
-      <w:rFonts w:asciiTheme="majorHAnsi" w:eastAsiaTheme="majorEastAsia" w:hAnsiTheme="majorHAnsi" w:cstheme="majorBidi"/>
+      <w:rFonts/>
       <w:color w:val="000000" w:themeColor="text1"/>
     </w:rPr>
     <w:tblPr>
@@ -7171,7 +6985,7 @@
       <w:spacing w:after="0" w:line="240" w:lineRule="auto"/>
     </w:pPr>
     <w:rPr>
-      <w:rFonts w:asciiTheme="majorHAnsi" w:eastAsiaTheme="majorEastAsia" w:hAnsiTheme="majorHAnsi" w:cstheme="majorBidi"/>
+      <w:rFonts/>
       <w:color w:val="000000" w:themeColor="text1"/>
     </w:rPr>
     <w:tblPr>
@@ -7299,7 +7113,7 @@
       <w:spacing w:after="0" w:line="240" w:lineRule="auto"/>
     </w:pPr>
     <w:rPr>
-      <w:rFonts w:asciiTheme="majorHAnsi" w:eastAsiaTheme="majorEastAsia" w:hAnsiTheme="majorHAnsi" w:cstheme="majorBidi"/>
+      <w:rFonts/>
       <w:color w:val="000000" w:themeColor="text1"/>
     </w:rPr>
     <w:tblPr>
@@ -7938,7 +7752,7 @@
       <w:spacing w:after="0" w:line="240" w:lineRule="auto"/>
     </w:pPr>
     <w:rPr>
-      <w:rFonts w:asciiTheme="majorHAnsi" w:eastAsiaTheme="majorEastAsia" w:hAnsiTheme="majorHAnsi" w:cstheme="majorBidi"/>
+      <w:rFonts/>
       <w:color w:val="000000" w:themeColor="text1"/>
     </w:rPr>
     <w:tblPr>
@@ -8063,7 +7877,7 @@
       <w:spacing w:after="0" w:line="240" w:lineRule="auto"/>
     </w:pPr>
     <w:rPr>
-      <w:rFonts w:asciiTheme="majorHAnsi" w:eastAsiaTheme="majorEastAsia" w:hAnsiTheme="majorHAnsi" w:cstheme="majorBidi"/>
+      <w:rFonts/>
       <w:color w:val="000000" w:themeColor="text1"/>
     </w:rPr>
     <w:tblPr>
@@ -8188,7 +8002,7 @@
       <w:spacing w:after="0" w:line="240" w:lineRule="auto"/>
     </w:pPr>
     <w:rPr>
-      <w:rFonts w:asciiTheme="majorHAnsi" w:eastAsiaTheme="majorEastAsia" w:hAnsiTheme="majorHAnsi" w:cstheme="majorBidi"/>
+      <w:rFonts/>
       <w:color w:val="000000" w:themeColor="text1"/>
     </w:rPr>
     <w:tblPr>
@@ -8313,7 +8127,7 @@
       <w:spacing w:after="0" w:line="240" w:lineRule="auto"/>
     </w:pPr>
     <w:rPr>
-      <w:rFonts w:asciiTheme="majorHAnsi" w:eastAsiaTheme="majorEastAsia" w:hAnsiTheme="majorHAnsi" w:cstheme="majorBidi"/>
+      <w:rFonts/>
       <w:color w:val="000000" w:themeColor="text1"/>
     </w:rPr>
     <w:tblPr>
@@ -8438,7 +8252,7 @@
       <w:spacing w:after="0" w:line="240" w:lineRule="auto"/>
     </w:pPr>
     <w:rPr>
-      <w:rFonts w:asciiTheme="majorHAnsi" w:eastAsiaTheme="majorEastAsia" w:hAnsiTheme="majorHAnsi" w:cstheme="majorBidi"/>
+      <w:rFonts/>
       <w:color w:val="000000" w:themeColor="text1"/>
     </w:rPr>
     <w:tblPr>
@@ -8563,7 +8377,7 @@
       <w:spacing w:after="0" w:line="240" w:lineRule="auto"/>
     </w:pPr>
     <w:rPr>
-      <w:rFonts w:asciiTheme="majorHAnsi" w:eastAsiaTheme="majorEastAsia" w:hAnsiTheme="majorHAnsi" w:cstheme="majorBidi"/>
+      <w:rFonts/>
       <w:color w:val="000000" w:themeColor="text1"/>
     </w:rPr>
     <w:tblPr>
@@ -8688,7 +8502,7 @@
       <w:spacing w:after="0" w:line="240" w:lineRule="auto"/>
     </w:pPr>
     <w:rPr>
-      <w:rFonts w:asciiTheme="majorHAnsi" w:eastAsiaTheme="majorEastAsia" w:hAnsiTheme="majorHAnsi" w:cstheme="majorBidi"/>
+      <w:rFonts/>
       <w:color w:val="000000" w:themeColor="text1"/>
     </w:rPr>
     <w:tblPr>
